--- a/az/scientists/CV/Word/Rahimov_Aliheydar_CV_AZ.docx
+++ b/az/scientists/CV/Word/Rahimov_Aliheydar_CV_AZ.docx
@@ -377,7 +377,7 @@
           <w:sz w:val="21"/>
           <w:szCs w:val="21"/>
         </w:rPr>
-        <w:t>Əliheydər Rəhimov 2021-ci ildən İ. M. Seçenov adına Birinci Moskva Dövlət Tibb Universitetində anesteziologiya və reanimatologiya kafedrasının professorudur. 1992-ci ildən B. V. Petrovski adına Rusiya Elmi Cərrahiyyə Mərkəzində transfuziologiya şöbəsinin müdiridir. 1976-cı ildə N. Nərimanov adına Azərbaycan Dövlət Tibb İnstitutunu bitirib, 1980-ci ildə tibb elmləri namizədi, 1988-ci ildə tibb elmləri doktoru, 1993-cü ildə hematologiya və qan köçürmə ixtisası üzrə professor adını alıb. CV-də 18 monoqrafiya və 13 dərslik daxil olmaqla 390-dan çox elmi iş, 15 namizədlik və 6 doktorluq dissertasiyasına rəhbərlik və 4 ixtira göstərilir.</w:t>
+        <w:t>Əliheydər Rəhimov 2021-ci ildən İ. M. Seçenov adına Birinci Moskva Dövlət Tibb Universitetində anesteziologiya və reanimatologiya kafedrasının professorudur. 1992-ci ildən B. V. Petrovski adına Rusiya Elmi Cərrahiyyə Mərkəzində transfuziologiya şöbəsinin müdiridir. 1976-cı ildə N. Nərimanov adına Azərbaycan Dövlət Tibb İnstitutunu bitirib, 1980-ci ildə tibb elmləri namizədi, 1988-ci ildə tibb elmləri doktoru, 1993-cü ildə hematologiya və qan köçürmə ixtisası üzrə professor adını alıb. 18 monoqrafiya və 13 dərslik daxil olmaqla 390-dan çox elmi iş, 15 namizədlik və 6 doktorluq dissertasiyasına rəhbərlik və 4 ixtira göstərilir.</w:t>
       </w:r>
     </w:p>
     <w:p>
@@ -3062,7 +3062,7 @@
                 <w:sz w:val="21"/>
                 <w:szCs w:val="21"/>
               </w:rPr>
-              <w:t>CV</w:t>
+              <w:t>Özü tərəfindən</w:t>
             </w:r>
           </w:p>
         </w:tc>
@@ -3166,7 +3166,7 @@
                 <w:sz w:val="21"/>
                 <w:szCs w:val="21"/>
               </w:rPr>
-              <w:t>CV</w:t>
+              <w:t>Özü tərəfindən</w:t>
             </w:r>
           </w:p>
         </w:tc>
@@ -3270,7 +3270,7 @@
                 <w:sz w:val="21"/>
                 <w:szCs w:val="21"/>
               </w:rPr>
-              <w:t>CV</w:t>
+              <w:t>Özü tərəfindən</w:t>
             </w:r>
           </w:p>
         </w:tc>
@@ -3374,7 +3374,7 @@
                 <w:sz w:val="21"/>
                 <w:szCs w:val="21"/>
               </w:rPr>
-              <w:t>CV</w:t>
+              <w:t>Özü tərəfindən</w:t>
             </w:r>
           </w:p>
         </w:tc>
